--- a/external-content/docx/vc/02-pochemu-ushel-iz-agentstva.docx
+++ b/external-content/docx/vc/02-pochemu-ushel-iz-agentstva.docx
@@ -473,7 +473,7 @@
           <w:i/>
           <w:iCs/>
         </w:rPr>
-        <w:t xml:space="preserve">Даниил Карацапов, частный интернет-маркетолог. В digital с 2019 года, три агентства, с 2025 года работаю на себя. Яндекс Директ, VK Ads, Telegram Ads, промостраницы, аналитика, сайты — карацапов-даниил-маркетинг.рф</w:t>
+        <w:t xml:space="preserve">Даниил Карацапов, частный интернет-маркетолог. В digital с 2019 года, три агентства, с 2025 года работаю на себя. Яндекс Директ, VK Ads, Telegram Ads, промостраницы, аналитика, сайты — karatsapov.ru</w:t>
       </w:r>
     </w:p>
     <w:sectPr>
